--- a/rapports/16_02_2026/Abdou_FAYE/coh_EQ14_sup_072203020015.docx
+++ b/rapports/16_02_2026/Abdou_FAYE/coh_EQ14_sup_072203020015.docx
@@ -25,7 +25,7 @@
         <w:br/>
         <w:t>Grappe: 072203020015</w:t>
         <w:br/>
-        <w:t>Date: 16/02/2026 a 12:41</w:t>
+        <w:t>Date: 16/02/2026 a 12:58</w:t>
       </w:r>
     </w:p>
     <w:p/>

--- a/rapports/16_02_2026/Abdou_FAYE/coh_EQ14_sup_072203020015.docx
+++ b/rapports/16_02_2026/Abdou_FAYE/coh_EQ14_sup_072203020015.docx
@@ -25,7 +25,7 @@
         <w:br/>
         <w:t>Grappe: 072203020015</w:t>
         <w:br/>
-        <w:t>Date: 16/02/2026 a 12:58</w:t>
+        <w:t>Date: 16/02/2026 a 13:06</w:t>
       </w:r>
     </w:p>
     <w:p/>
@@ -906,7 +906,7 @@
         <w:rPr>
           <w:sz w:val="20"/>
         </w:rPr>
-        <w:t>- Attention ! Le prix unitaire d'achat (100 Fcfa) de Piment séché en Sachets (Tres petit) est relativement élevé par rapport aux autres prix observés dans cette zone. Prière de corriger ou de confirmer avec le QG. Avertissement!! La quantité (4 litre) du produit Huile d'arachide raffinée consommée  par le ménage semble très élevé, prière de corriger ou confirmer avec le QG. Avertissement!!!Le ménage a consommé 84 Cuillère de Petit de Lait en poudre  ce qui semble incoherent pour une consommation aucours des 7 derniers jours, prière de verifier et corriger. Incohérence!! Dans ce ménage, chaque individus consomme par jour 1.375 Kg  de cereale; Prière de revoir les quantités prises de ces produits. Le prix d'achat unitaire (1600 Fcfa) de Sel en Sac (5 Kg) de taille taille unique est très faible, prière de regarder les reponses prises dans les questions s07bq07a s07bq07b s07bq07c s07bq08 pour mieux corriger.</w:t>
+        <w:t>- Attention ! Le prix unitaire d'achat (100 Fcfa) de Piment séché en Sachets (Tres petit) est relativement élevé par rapport aux autres prix observés dans cette zone. Prière de corriger ou de confirmer avec le QG. Avertissement!! La quantité (4 litre) du produit Huile d'arachide raffinée consommée  par le ménage semble très élevé, prière de corriger ou confirmer avec le QG. Avertissement!!!Le ménage a consommé 84 Cuillère de Petit de Lait en poudre  ce qui semble incoherent pour une consommation aucours des 7 derniers jours, prière de verifier et corriger. Attention ! Le prix unitaire d'achat (2500 Fcfa) de Lait en poudre en Sachets (Moyen) est relativement élevé par rapport aux autres prix observés dans cette zone. Prière de corriger ou de confirmer avec le QG. Incohérence!! Dans ce ménage, chaque individus consomme par jour 1.982143 Kg  de cereale; Prière de revoir les quantités prises de ces produits. Le prix d'achat unitaire (1600 Fcfa) de Sel en Sac (5 Kg) de taille taille unique est très faible, prière de regarder les reponses prises dans les questions s07bq07a s07bq07b s07bq07c s07bq08 pour mieux corriger.</w:t>
       </w:r>
     </w:p>
     <w:p>
